--- a/工程力学/作业/2026-09-29-作业/工程力学作业单（1-4、3-6）.docx
+++ b/工程力学/作业/2026-09-29-作业/工程力学作业单（1-4、3-6）.docx
@@ -42,7 +42,7 @@
           <w:color w:val="606060"/>
           <w:sz w:val="17"/>
         </w:rPr>
-        <w:t>习题 1-4、3-6｜1-4：教材26页（框架版PDF30）；3-6：教材73页（框架版PDF77）</w:t>
+        <w:t>习题 1-4、3-6｜1-4：教材26页（框架版PDF31）；3-6：教材73页（框架版PDF78）</w:t>
       </w:r>
     </w:p>
     <w:tbl>
